--- a/backend-exhibits/Box to OneDrive Standard Plan - Standard Include.docx
+++ b/backend-exhibits/Box to OneDrive Standard Plan - Standard Include.docx
@@ -45,12 +45,12 @@
               <w:ind w:left="19"/>
               <w:jc w:val="center"/>
               <w:rPr>
-                <w:rFonts w:ascii="Arial" w:hAnsi="Arial" w:cs="Arial"/>
-              </w:rPr>
-            </w:pPr>
-            <w:r>
-              <w:rPr>
-                <w:rFonts w:ascii="Arial" w:eastAsia="Arial" w:hAnsi="Arial" w:cs="Arial"/>
+                <w:rFonts w:ascii="Arial" w:hAnsi="Arial" w:cs="Arial" w:eastAsia="Arial"/>
+              </w:rPr>
+            </w:pPr>
+            <w:r>
+              <w:rPr>
+                <w:rFonts w:ascii="Arial" w:hAnsi="Arial" w:cs="Arial" w:eastAsia="Arial"/>
                 <w:b/>
                 <w:sz w:val="21"/>
               </w:rPr>
@@ -77,12 +77,12 @@
             <w:pPr>
               <w:ind w:left="3"/>
               <w:rPr>
-                <w:rFonts w:ascii="Arial" w:hAnsi="Arial" w:cs="Arial"/>
-              </w:rPr>
-            </w:pPr>
-            <w:r>
-              <w:rPr>
-                <w:rFonts w:ascii="Arial" w:eastAsia="Arial" w:hAnsi="Arial" w:cs="Arial"/>
+                <w:rFonts w:ascii="Arial" w:hAnsi="Arial" w:cs="Arial" w:eastAsia="Arial"/>
+              </w:rPr>
+            </w:pPr>
+            <w:r>
+              <w:rPr>
+                <w:rFonts w:ascii="Arial" w:hAnsi="Arial" w:cs="Arial" w:eastAsia="Arial"/>
                 <w:b/>
                 <w:sz w:val="21"/>
               </w:rPr>
@@ -93,12 +93,12 @@
             <w:pPr>
               <w:ind w:left="3"/>
               <w:rPr>
-                <w:rFonts w:ascii="Arial" w:hAnsi="Arial" w:cs="Arial"/>
-              </w:rPr>
-            </w:pPr>
-            <w:r>
-              <w:rPr>
-                <w:rFonts w:ascii="Arial" w:eastAsia="Arial" w:hAnsi="Arial" w:cs="Arial"/>
+                <w:rFonts w:ascii="Arial" w:hAnsi="Arial" w:cs="Arial" w:eastAsia="Arial"/>
+              </w:rPr>
+            </w:pPr>
+            <w:r>
+              <w:rPr>
+                <w:rFonts w:ascii="Arial" w:hAnsi="Arial" w:cs="Arial" w:eastAsia="Arial"/>
                 <w:b/>
                 <w:sz w:val="21"/>
               </w:rPr>
@@ -119,13 +119,13 @@
           <w:p>
             <w:pPr>
               <w:rPr>
-                <w:rFonts w:ascii="Arial" w:hAnsi="Arial" w:cs="Arial"/>
+                <w:rFonts w:ascii="Arial" w:hAnsi="Arial" w:cs="Arial" w:eastAsia="Arial"/>
               </w:rPr>
             </w:pPr>
             <w:proofErr w:type="spellStart"/>
             <w:r>
               <w:rPr>
-                <w:rFonts w:ascii="Arial" w:eastAsia="Arial" w:hAnsi="Arial" w:cs="Arial"/>
+                <w:rFonts w:ascii="Arial" w:hAnsi="Arial" w:cs="Arial" w:eastAsia="Arial"/>
                 <w:sz w:val="21"/>
               </w:rPr>
               <w:t>CloudFuze</w:t>
@@ -133,14 +133,14 @@
             <w:proofErr w:type="spellEnd"/>
             <w:r>
               <w:rPr>
-                <w:rFonts w:ascii="Arial" w:eastAsia="Arial" w:hAnsi="Arial" w:cs="Arial"/>
+                <w:rFonts w:ascii="Arial" w:hAnsi="Arial" w:cs="Arial" w:eastAsia="Arial"/>
                 <w:sz w:val="21"/>
               </w:rPr>
               <w:t xml:space="preserve"> ensures the seamless migration of the data from the source cloud to destination, preserving the accuracy and integrity of the data structure</w:t>
             </w:r>
             <w:r>
               <w:rPr>
-                <w:rFonts w:ascii="Arial" w:eastAsia="Times New Roman" w:hAnsi="Arial" w:cs="Arial"/>
+                <w:rFonts w:ascii="Arial" w:hAnsi="Arial" w:cs="Arial" w:eastAsia="Arial"/>
                 <w:sz w:val="21"/>
               </w:rPr>
               <w:t>.</w:t>
@@ -166,12 +166,12 @@
             <w:pPr>
               <w:ind w:left="3"/>
               <w:rPr>
-                <w:rFonts w:ascii="Arial" w:hAnsi="Arial" w:cs="Arial"/>
-              </w:rPr>
-            </w:pPr>
-            <w:r>
-              <w:rPr>
-                <w:rFonts w:ascii="Arial" w:eastAsia="Arial" w:hAnsi="Arial" w:cs="Arial"/>
+                <w:rFonts w:ascii="Arial" w:hAnsi="Arial" w:cs="Arial" w:eastAsia="Arial"/>
+              </w:rPr>
+            </w:pPr>
+            <w:r>
+              <w:rPr>
+                <w:rFonts w:ascii="Arial" w:hAnsi="Arial" w:cs="Arial" w:eastAsia="Arial"/>
                 <w:b/>
                 <w:sz w:val="21"/>
               </w:rPr>
@@ -192,13 +192,13 @@
           <w:p>
             <w:pPr>
               <w:rPr>
-                <w:rFonts w:ascii="Arial" w:hAnsi="Arial" w:cs="Arial"/>
+                <w:rFonts w:ascii="Arial" w:hAnsi="Arial" w:cs="Arial" w:eastAsia="Arial"/>
               </w:rPr>
             </w:pPr>
             <w:proofErr w:type="spellStart"/>
             <w:r>
               <w:rPr>
-                <w:rFonts w:ascii="Arial" w:eastAsia="Arial" w:hAnsi="Arial" w:cs="Arial"/>
+                <w:rFonts w:ascii="Arial" w:hAnsi="Arial" w:cs="Arial" w:eastAsia="Arial"/>
                 <w:sz w:val="21"/>
               </w:rPr>
               <w:t>CloudFuze</w:t>
@@ -206,7 +206,7 @@
             <w:proofErr w:type="spellEnd"/>
             <w:r>
               <w:rPr>
-                <w:rFonts w:ascii="Arial" w:eastAsia="Arial" w:hAnsi="Arial" w:cs="Arial"/>
+                <w:rFonts w:ascii="Arial" w:hAnsi="Arial" w:cs="Arial" w:eastAsia="Arial"/>
                 <w:sz w:val="21"/>
               </w:rPr>
               <w:t xml:space="preserve"> preserves all root folder permissions along with access levels.</w:t>
@@ -232,12 +232,12 @@
             <w:pPr>
               <w:ind w:left="3"/>
               <w:rPr>
-                <w:rFonts w:ascii="Arial" w:hAnsi="Arial" w:cs="Arial"/>
-              </w:rPr>
-            </w:pPr>
-            <w:r>
-              <w:rPr>
-                <w:rFonts w:ascii="Arial" w:eastAsia="Arial" w:hAnsi="Arial" w:cs="Arial"/>
+                <w:rFonts w:ascii="Arial" w:hAnsi="Arial" w:cs="Arial" w:eastAsia="Arial"/>
+              </w:rPr>
+            </w:pPr>
+            <w:r>
+              <w:rPr>
+                <w:rFonts w:ascii="Arial" w:hAnsi="Arial" w:cs="Arial" w:eastAsia="Arial"/>
                 <w:b/>
                 <w:sz w:val="21"/>
               </w:rPr>
@@ -258,13 +258,13 @@
           <w:p>
             <w:pPr>
               <w:rPr>
-                <w:rFonts w:ascii="Arial" w:hAnsi="Arial" w:cs="Arial"/>
+                <w:rFonts w:ascii="Arial" w:hAnsi="Arial" w:cs="Arial" w:eastAsia="Arial"/>
               </w:rPr>
             </w:pPr>
             <w:proofErr w:type="spellStart"/>
             <w:r>
               <w:rPr>
-                <w:rFonts w:ascii="Arial" w:eastAsia="Arial" w:hAnsi="Arial" w:cs="Arial"/>
+                <w:rFonts w:ascii="Arial" w:hAnsi="Arial" w:cs="Arial" w:eastAsia="Arial"/>
                 <w:sz w:val="21"/>
               </w:rPr>
               <w:t>CloudFuze</w:t>
@@ -272,7 +272,7 @@
             <w:proofErr w:type="spellEnd"/>
             <w:r>
               <w:rPr>
-                <w:rFonts w:ascii="Arial" w:eastAsia="Arial" w:hAnsi="Arial" w:cs="Arial"/>
+                <w:rFonts w:ascii="Arial" w:hAnsi="Arial" w:cs="Arial" w:eastAsia="Arial"/>
                 <w:sz w:val="21"/>
               </w:rPr>
               <w:t xml:space="preserve"> preserves all subfolder permissions along with access levels.</w:t>
@@ -298,12 +298,12 @@
             <w:pPr>
               <w:ind w:left="3"/>
               <w:rPr>
-                <w:rFonts w:ascii="Arial" w:hAnsi="Arial" w:cs="Arial"/>
-              </w:rPr>
-            </w:pPr>
-            <w:r>
-              <w:rPr>
-                <w:rFonts w:ascii="Arial" w:eastAsia="Arial" w:hAnsi="Arial" w:cs="Arial"/>
+                <w:rFonts w:ascii="Arial" w:hAnsi="Arial" w:cs="Arial" w:eastAsia="Arial"/>
+              </w:rPr>
+            </w:pPr>
+            <w:r>
+              <w:rPr>
+                <w:rFonts w:ascii="Arial" w:hAnsi="Arial" w:cs="Arial" w:eastAsia="Arial"/>
                 <w:b/>
                 <w:sz w:val="21"/>
               </w:rPr>
@@ -324,13 +324,13 @@
           <w:p>
             <w:pPr>
               <w:rPr>
-                <w:rFonts w:ascii="Arial" w:hAnsi="Arial" w:cs="Arial"/>
+                <w:rFonts w:ascii="Arial" w:hAnsi="Arial" w:cs="Arial" w:eastAsia="Arial"/>
               </w:rPr>
             </w:pPr>
             <w:proofErr w:type="spellStart"/>
             <w:r>
               <w:rPr>
-                <w:rFonts w:ascii="Arial" w:eastAsia="Arial" w:hAnsi="Arial" w:cs="Arial"/>
+                <w:rFonts w:ascii="Arial" w:hAnsi="Arial" w:cs="Arial" w:eastAsia="Arial"/>
                 <w:sz w:val="21"/>
               </w:rPr>
               <w:t>CloudFuze</w:t>
@@ -338,7 +338,7 @@
             <w:proofErr w:type="spellEnd"/>
             <w:r>
               <w:rPr>
-                <w:rFonts w:ascii="Arial" w:eastAsia="Arial" w:hAnsi="Arial" w:cs="Arial"/>
+                <w:rFonts w:ascii="Arial" w:hAnsi="Arial" w:cs="Arial" w:eastAsia="Arial"/>
                 <w:sz w:val="21"/>
               </w:rPr>
               <w:t xml:space="preserve"> preserves all Root file permissions along with access levels.</w:t>
@@ -364,12 +364,12 @@
             <w:pPr>
               <w:ind w:left="3"/>
               <w:rPr>
-                <w:rFonts w:ascii="Arial" w:hAnsi="Arial" w:cs="Arial"/>
-              </w:rPr>
-            </w:pPr>
-            <w:r>
-              <w:rPr>
-                <w:rFonts w:ascii="Arial" w:eastAsia="Arial" w:hAnsi="Arial" w:cs="Arial"/>
+                <w:rFonts w:ascii="Arial" w:hAnsi="Arial" w:cs="Arial" w:eastAsia="Arial"/>
+              </w:rPr>
+            </w:pPr>
+            <w:r>
+              <w:rPr>
+                <w:rFonts w:ascii="Arial" w:hAnsi="Arial" w:cs="Arial" w:eastAsia="Arial"/>
                 <w:b/>
                 <w:sz w:val="21"/>
               </w:rPr>
@@ -390,13 +390,13 @@
           <w:p>
             <w:pPr>
               <w:rPr>
-                <w:rFonts w:ascii="Arial" w:hAnsi="Arial" w:cs="Arial"/>
+                <w:rFonts w:ascii="Arial" w:hAnsi="Arial" w:cs="Arial" w:eastAsia="Arial"/>
               </w:rPr>
             </w:pPr>
             <w:proofErr w:type="spellStart"/>
             <w:r>
               <w:rPr>
-                <w:rFonts w:ascii="Arial" w:eastAsia="Arial" w:hAnsi="Arial" w:cs="Arial"/>
+                <w:rFonts w:ascii="Arial" w:hAnsi="Arial" w:cs="Arial" w:eastAsia="Arial"/>
                 <w:sz w:val="21"/>
               </w:rPr>
               <w:t>CloudFuze</w:t>
@@ -404,7 +404,7 @@
             <w:proofErr w:type="spellEnd"/>
             <w:r>
               <w:rPr>
-                <w:rFonts w:ascii="Arial" w:eastAsia="Arial" w:hAnsi="Arial" w:cs="Arial"/>
+                <w:rFonts w:ascii="Arial" w:hAnsi="Arial" w:cs="Arial" w:eastAsia="Arial"/>
                 <w:sz w:val="21"/>
               </w:rPr>
               <w:t xml:space="preserve"> preserves all inner file permissions along with access levels.</w:t>
@@ -430,12 +430,12 @@
             <w:pPr>
               <w:ind w:left="3"/>
               <w:rPr>
-                <w:rFonts w:ascii="Arial" w:hAnsi="Arial" w:cs="Arial"/>
-              </w:rPr>
-            </w:pPr>
-            <w:r>
-              <w:rPr>
-                <w:rFonts w:ascii="Arial" w:eastAsia="Arial" w:hAnsi="Arial" w:cs="Arial"/>
+                <w:rFonts w:ascii="Arial" w:hAnsi="Arial" w:cs="Arial" w:eastAsia="Arial"/>
+              </w:rPr>
+            </w:pPr>
+            <w:r>
+              <w:rPr>
+                <w:rFonts w:ascii="Arial" w:hAnsi="Arial" w:cs="Arial" w:eastAsia="Arial"/>
                 <w:b/>
                 <w:sz w:val="21"/>
               </w:rPr>
@@ -456,13 +456,13 @@
           <w:p>
             <w:pPr>
               <w:rPr>
-                <w:rFonts w:ascii="Arial" w:hAnsi="Arial" w:cs="Arial"/>
+                <w:rFonts w:ascii="Arial" w:hAnsi="Arial" w:cs="Arial" w:eastAsia="Arial"/>
               </w:rPr>
             </w:pPr>
             <w:proofErr w:type="spellStart"/>
             <w:r>
               <w:rPr>
-                <w:rFonts w:ascii="Arial" w:eastAsia="Arial" w:hAnsi="Arial" w:cs="Arial"/>
+                <w:rFonts w:ascii="Arial" w:hAnsi="Arial" w:cs="Arial" w:eastAsia="Arial"/>
                 <w:sz w:val="21"/>
               </w:rPr>
               <w:t>CloudFuze</w:t>
@@ -470,7 +470,7 @@
             <w:proofErr w:type="spellEnd"/>
             <w:r>
               <w:rPr>
-                <w:rFonts w:ascii="Arial" w:eastAsia="Arial" w:hAnsi="Arial" w:cs="Arial"/>
+                <w:rFonts w:ascii="Arial" w:hAnsi="Arial" w:cs="Arial" w:eastAsia="Arial"/>
                 <w:sz w:val="21"/>
               </w:rPr>
               <w:t xml:space="preserve"> can migrate external </w:t>
@@ -478,7 +478,7 @@
             <w:proofErr w:type="gramStart"/>
             <w:r>
               <w:rPr>
-                <w:rFonts w:ascii="Arial" w:eastAsia="Arial" w:hAnsi="Arial" w:cs="Arial"/>
+                <w:rFonts w:ascii="Arial" w:hAnsi="Arial" w:cs="Arial" w:eastAsia="Arial"/>
                 <w:sz w:val="21"/>
               </w:rPr>
               <w:t>permissions(</w:t>
@@ -486,7 +486,7 @@
             <w:proofErr w:type="gramEnd"/>
             <w:r>
               <w:rPr>
-                <w:rFonts w:ascii="Arial" w:eastAsia="Arial" w:hAnsi="Arial" w:cs="Arial"/>
+                <w:rFonts w:ascii="Arial" w:hAnsi="Arial" w:cs="Arial" w:eastAsia="Arial"/>
                 <w:sz w:val="21"/>
               </w:rPr>
               <w:t>Files/Folders shared with people of outside organizations) of files/folders to the destination along with access levels.</w:t>
@@ -512,12 +512,12 @@
             <w:pPr>
               <w:ind w:left="3"/>
               <w:rPr>
-                <w:rFonts w:ascii="Arial" w:hAnsi="Arial" w:cs="Arial"/>
-              </w:rPr>
-            </w:pPr>
-            <w:r>
-              <w:rPr>
-                <w:rFonts w:ascii="Arial" w:eastAsia="Arial" w:hAnsi="Arial" w:cs="Arial"/>
+                <w:rFonts w:ascii="Arial" w:hAnsi="Arial" w:cs="Arial" w:eastAsia="Arial"/>
+              </w:rPr>
+            </w:pPr>
+            <w:r>
+              <w:rPr>
+                <w:rFonts w:ascii="Arial" w:hAnsi="Arial" w:cs="Arial" w:eastAsia="Arial"/>
                 <w:b/>
                 <w:sz w:val="21"/>
               </w:rPr>
@@ -538,12 +538,12 @@
           <w:p>
             <w:pPr>
               <w:rPr>
-                <w:rFonts w:ascii="Arial" w:hAnsi="Arial" w:cs="Arial"/>
-              </w:rPr>
-            </w:pPr>
-            <w:r>
-              <w:rPr>
-                <w:rFonts w:ascii="Arial" w:eastAsia="Arial" w:hAnsi="Arial" w:cs="Arial"/>
+                <w:rFonts w:ascii="Arial" w:hAnsi="Arial" w:cs="Arial" w:eastAsia="Arial"/>
+              </w:rPr>
+            </w:pPr>
+            <w:r>
+              <w:rPr>
+                <w:rFonts w:ascii="Arial" w:hAnsi="Arial" w:cs="Arial" w:eastAsia="Arial"/>
                 <w:sz w:val="21"/>
               </w:rPr>
               <w:t>Maintaining the original timestamps, including creation and modification dates and times, when transferring data to the destination cloud.</w:t>
@@ -569,12 +569,12 @@
             <w:pPr>
               <w:ind w:left="3"/>
               <w:rPr>
-                <w:rFonts w:ascii="Arial" w:hAnsi="Arial" w:cs="Arial"/>
-              </w:rPr>
-            </w:pPr>
-            <w:r>
-              <w:rPr>
-                <w:rFonts w:ascii="Arial" w:eastAsia="Arial" w:hAnsi="Arial" w:cs="Arial"/>
+                <w:rFonts w:ascii="Arial" w:hAnsi="Arial" w:cs="Arial" w:eastAsia="Arial"/>
+              </w:rPr>
+            </w:pPr>
+            <w:r>
+              <w:rPr>
+                <w:rFonts w:ascii="Arial" w:hAnsi="Arial" w:cs="Arial" w:eastAsia="Arial"/>
                 <w:b/>
                 <w:sz w:val="21"/>
               </w:rPr>
@@ -595,12 +595,12 @@
           <w:p>
             <w:pPr>
               <w:rPr>
-                <w:rFonts w:ascii="Arial" w:hAnsi="Arial" w:cs="Arial"/>
-              </w:rPr>
-            </w:pPr>
-            <w:r>
-              <w:rPr>
-                <w:rFonts w:ascii="Arial" w:eastAsia="Arial" w:hAnsi="Arial" w:cs="Arial"/>
+                <w:rFonts w:ascii="Arial" w:hAnsi="Arial" w:cs="Arial" w:eastAsia="Arial"/>
+              </w:rPr>
+            </w:pPr>
+            <w:r>
+              <w:rPr>
+                <w:rFonts w:ascii="Arial" w:hAnsi="Arial" w:cs="Arial" w:eastAsia="Arial"/>
                 <w:sz w:val="21"/>
               </w:rPr>
               <w:t>Inline file comments of the box will be migrated to the destination cloud. All the file comments will preserve in the CSV formatted file in the destination.</w:t>
@@ -626,12 +626,12 @@
             <w:pPr>
               <w:ind w:left="3"/>
               <w:rPr>
-                <w:rFonts w:ascii="Arial" w:hAnsi="Arial" w:cs="Arial"/>
-              </w:rPr>
-            </w:pPr>
-            <w:r>
-              <w:rPr>
-                <w:rFonts w:ascii="Arial" w:eastAsia="Arial" w:hAnsi="Arial" w:cs="Arial"/>
+                <w:rFonts w:ascii="Arial" w:hAnsi="Arial" w:cs="Arial" w:eastAsia="Arial"/>
+              </w:rPr>
+            </w:pPr>
+            <w:r>
+              <w:rPr>
+                <w:rFonts w:ascii="Arial" w:hAnsi="Arial" w:cs="Arial" w:eastAsia="Arial"/>
                 <w:b/>
                 <w:sz w:val="21"/>
               </w:rPr>
@@ -652,12 +652,12 @@
           <w:p>
             <w:pPr>
               <w:rPr>
-                <w:rFonts w:ascii="Arial" w:hAnsi="Arial" w:cs="Arial"/>
-              </w:rPr>
-            </w:pPr>
-            <w:r>
-              <w:rPr>
-                <w:rFonts w:ascii="Arial" w:eastAsia="Arial" w:hAnsi="Arial" w:cs="Arial"/>
+                <w:rFonts w:ascii="Arial" w:hAnsi="Arial" w:cs="Arial" w:eastAsia="Arial"/>
+              </w:rPr>
+            </w:pPr>
+            <w:r>
+              <w:rPr>
+                <w:rFonts w:ascii="Arial" w:hAnsi="Arial" w:cs="Arial" w:eastAsia="Arial"/>
                 <w:sz w:val="21"/>
               </w:rPr>
               <w:t>If the destination cloud has a long folder path limitation, the system automatically adjusts the destination's path as per the limitation.</w:t>
@@ -683,12 +683,12 @@
             <w:pPr>
               <w:ind w:left="3"/>
               <w:rPr>
-                <w:rFonts w:ascii="Arial" w:hAnsi="Arial" w:cs="Arial"/>
-              </w:rPr>
-            </w:pPr>
-            <w:r>
-              <w:rPr>
-                <w:rFonts w:ascii="Arial" w:eastAsia="Arial" w:hAnsi="Arial" w:cs="Arial"/>
+                <w:rFonts w:ascii="Arial" w:hAnsi="Arial" w:cs="Arial" w:eastAsia="Arial"/>
+              </w:rPr>
+            </w:pPr>
+            <w:r>
+              <w:rPr>
+                <w:rFonts w:ascii="Arial" w:hAnsi="Arial" w:cs="Arial" w:eastAsia="Arial"/>
                 <w:b/>
                 <w:sz w:val="21"/>
               </w:rPr>
@@ -709,12 +709,12 @@
           <w:p>
             <w:pPr>
               <w:rPr>
-                <w:rFonts w:ascii="Arial" w:hAnsi="Arial" w:cs="Arial"/>
-              </w:rPr>
-            </w:pPr>
-            <w:r>
-              <w:rPr>
-                <w:rFonts w:ascii="Arial" w:eastAsia="Arial" w:hAnsi="Arial" w:cs="Arial"/>
+                <w:rFonts w:ascii="Arial" w:hAnsi="Arial" w:cs="Arial" w:eastAsia="Arial"/>
+              </w:rPr>
+            </w:pPr>
+            <w:r>
+              <w:rPr>
+                <w:rFonts w:ascii="Arial" w:hAnsi="Arial" w:cs="Arial" w:eastAsia="Arial"/>
                 <w:sz w:val="21"/>
               </w:rPr>
               <w:t>Special characters not supported by the destination cloud will be automatically replaced with underscores (_) or hyphens (-). This ensures that the integrity of the data is maintained during the migration process.</w:t>
@@ -740,12 +740,12 @@
             <w:pPr>
               <w:ind w:left="3"/>
               <w:rPr>
-                <w:rFonts w:ascii="Arial" w:hAnsi="Arial" w:cs="Arial"/>
-              </w:rPr>
-            </w:pPr>
-            <w:r>
-              <w:rPr>
-                <w:rFonts w:ascii="Arial" w:eastAsia="Arial" w:hAnsi="Arial" w:cs="Arial"/>
+                <w:rFonts w:ascii="Arial" w:hAnsi="Arial" w:cs="Arial" w:eastAsia="Arial"/>
+              </w:rPr>
+            </w:pPr>
+            <w:r>
+              <w:rPr>
+                <w:rFonts w:ascii="Arial" w:hAnsi="Arial" w:cs="Arial" w:eastAsia="Arial"/>
                 <w:b/>
                 <w:sz w:val="21"/>
               </w:rPr>
@@ -766,12 +766,12 @@
           <w:p>
             <w:pPr>
               <w:rPr>
-                <w:rFonts w:ascii="Arial" w:hAnsi="Arial" w:cs="Arial"/>
-              </w:rPr>
-            </w:pPr>
-            <w:r>
-              <w:rPr>
-                <w:rFonts w:ascii="Arial" w:eastAsia="Arial" w:hAnsi="Arial" w:cs="Arial"/>
+                <w:rFonts w:ascii="Arial" w:hAnsi="Arial" w:cs="Arial" w:eastAsia="Arial"/>
+              </w:rPr>
+            </w:pPr>
+            <w:r>
+              <w:rPr>
+                <w:rFonts w:ascii="Arial" w:hAnsi="Arial" w:cs="Arial" w:eastAsia="Arial"/>
                 <w:sz w:val="21"/>
               </w:rPr>
               <w:t>While doing migration if any file or folder went into error, our system retries automatically</w:t>
@@ -795,10 +795,10 @@
   <w:docDefaults>
     <w:rPrDefault>
       <w:rPr>
-        <w:rFonts w:asciiTheme="minorHAnsi" w:eastAsiaTheme="minorEastAsia" w:hAnsiTheme="minorHAnsi" w:cstheme="minorBidi"/>
+        <w:rFonts w:ascii="Arial" w:hAnsi="Arial" w:cs="Arial" w:eastAsia="Arial"/>
         <w:kern w:val="2"/>
-        <w:sz w:val="24"/>
-        <w:szCs w:val="24"/>
+        <w:sz w:val="21"/>
+        <w:szCs w:val="21"/>
         <w:lang w:val="en-IN" w:eastAsia="en-IN" w:bidi="ar-SA"/>
         <w14:ligatures w14:val="standardContextual"/>
       </w:rPr>
@@ -1194,9 +1194,9 @@
       <w:spacing w:line="259" w:lineRule="auto"/>
     </w:pPr>
     <w:rPr>
-      <w:rFonts w:ascii="Calibri" w:eastAsia="Calibri" w:hAnsi="Calibri" w:cs="Calibri"/>
+      <w:rFonts w:ascii="Arial" w:hAnsi="Arial" w:cs="Arial" w:eastAsia="Arial"/>
       <w:color w:val="000000"/>
-      <w:sz w:val="22"/>
+      <w:sz w:val="21"/>
     </w:rPr>
   </w:style>
   <w:style w:type="character" w:default="1" w:styleId="DefaultParagraphFont">
